--- a/public/investor-pack/Global-Office-Market-Research.docx
+++ b/public/investor-pack/Global-Office-Market-Research.docx
@@ -1042,7 +1042,7 @@
                 <w:sz w:val="20"/>
                 <w:szCs w:val="20"/>
               </w:rPr>
-              <w:t xml:space="preserve">SMEs (10–1,000 emp)</w:t>
+              <w:t xml:space="preserve">SMEs</w:t>
             </w:r>
           </w:p>
         </w:tc>
@@ -1073,7 +1073,7 @@
                 <w:sz w:val="20"/>
                 <w:szCs w:val="20"/>
               </w:rPr>
-              <w:t xml:space="preserve">Software-buying (%)</w:t>
+              <w:t xml:space="preserve">Buying %</w:t>
             </w:r>
           </w:p>
         </w:tc>
@@ -1104,7 +1104,7 @@
                 <w:sz w:val="20"/>
                 <w:szCs w:val="20"/>
               </w:rPr>
-              <w:t xml:space="preserve">Serviceable Orgs</w:t>
+              <w:t xml:space="preserve">Serv. Orgs</w:t>
             </w:r>
           </w:p>
         </w:tc>
@@ -1135,7 +1135,7 @@
                 <w:sz w:val="20"/>
                 <w:szCs w:val="20"/>
               </w:rPr>
-              <w:t xml:space="preserve">ARPU (est. USD/yr)</w:t>
+              <w:t xml:space="preserve">ARPU $/yr</w:t>
             </w:r>
           </w:p>
         </w:tc>
@@ -1166,7 +1166,7 @@
                 <w:sz w:val="20"/>
                 <w:szCs w:val="20"/>
               </w:rPr>
-              <w:t xml:space="preserve">SAM (USD)</w:t>
+              <w:t xml:space="preserve">SAM $</w:t>
             </w:r>
           </w:p>
         </w:tc>

--- a/public/investor-pack/Global-Office-Market-Research.docx
+++ b/public/investor-pack/Global-Office-Market-Research.docx
@@ -72,7 +72,7 @@
           <w:sz w:val="22"/>
           <w:szCs w:val="22"/>
         </w:rPr>
-        <w:t xml:space="preserve">Prepared by Global Office, a product of Soteria AI Technologies Limited.</w:t>
+        <w:t xml:space="preserve">Prepared by Global Office, a product of Soteria AI Technologies Inc..</w:t>
       </w:r>
     </w:p>
     <w:p>
@@ -3623,7 +3623,7 @@
         <w:sz w:val="14"/>
         <w:szCs w:val="14"/>
       </w:rPr>
-      <w:t xml:space="preserve">Soteria AI Technologies Limited</w:t>
+      <w:t xml:space="preserve">Soteria AI Technologies Inc.</w:t>
     </w:r>
     <w:r>
       <w:rPr>

--- a/public/investor-pack/Global-Office-Market-Research.docx
+++ b/public/investor-pack/Global-Office-Market-Research.docx
@@ -72,7 +72,7 @@
           <w:sz w:val="22"/>
           <w:szCs w:val="22"/>
         </w:rPr>
-        <w:t xml:space="preserve">Prepared by Global Office, a product of Soteria AI Technologies Inc..</w:t>
+        <w:t xml:space="preserve">Prepared by Global Office, a product of Soteria AI Technologies Inc. (a Delaware C-Corporation).</w:t>
       </w:r>
     </w:p>
     <w:p>
